--- a/DOCS/NGHIEP_VU_DB_API.docx
+++ b/DOCS/NGHIEP_VU_DB_API.docx
@@ -356,6 +356,64 @@
         <w:pStyle w:val="ListBullet"/>
       </w:pPr>
       <w:r>
+        <w:rPr>
+          <w:b/>
+        </w:rPr>
+        <w:t>Phiếu gom đã nhập kho thì dòng hàng và hai ô cân đóng lại</w:t>
+      </w:r>
+      <w:r>
+        <w:t xml:space="preserve"> (mã lỗi </w:t>
+      </w:r>
+      <w:r>
+        <w:rPr>
+          <w:rFonts w:ascii="Consolas" w:hAnsi="Consolas"/>
+          <w:sz w:val="19"/>
+        </w:rPr>
+        <w:t>HANG_DA_NHAP_KHO</w:t>
+      </w:r>
+      <w:r>
+        <w:t>): sổ kho đã ghi</w:t>
+      </w:r>
+    </w:p>
+    <w:p>
+      <w:pPr>
+        <w:jc w:val="both"/>
+      </w:pPr>
+      <w:r>
+        <w:t xml:space="preserve">  theo số đó, sửa phiếu mà không sửa sổ là hai bên nói hai số. Phiếu giao đã tới vẫn sửa được cân cuối,</w:t>
+      </w:r>
+    </w:p>
+    <w:p>
+      <w:pPr>
+        <w:jc w:val="both"/>
+      </w:pPr>
+      <w:r>
+        <w:t xml:space="preserve">  sửa xong máy tính lại dòng hao hụt. Loại phiếu không đổi được khi đã có dòng hàng hay sổ kho</w:t>
+      </w:r>
+    </w:p>
+    <w:p>
+      <w:pPr>
+        <w:jc w:val="both"/>
+      </w:pPr>
+      <w:r>
+        <w:t xml:space="preserve">  (</w:t>
+      </w:r>
+      <w:r>
+        <w:rPr>
+          <w:rFonts w:ascii="Consolas" w:hAnsi="Consolas"/>
+          <w:sz w:val="19"/>
+        </w:rPr>
+        <w:t>KHONG_DOI_LOAI</w:t>
+      </w:r>
+      <w:r>
+        <w:t>).</w:t>
+      </w:r>
+    </w:p>
+    <w:p>
+      <w:pPr>
+        <w:pStyle w:val="ListBullet"/>
+      </w:pPr>
+      <w:r>
         <w:t xml:space="preserve">Vẫn cho phép </w:t>
       </w:r>
       <w:r>
@@ -7012,6 +7070,68 @@
             <w:r/>
             <w:r>
               <w:t>Xoá DO gom mà hàng đã có người lấy</w:t>
+            </w:r>
+          </w:p>
+        </w:tc>
+      </w:tr>
+      <w:tr>
+        <w:tc>
+          <w:tcPr>
+            <w:tcW w:type="dxa" w:w="4320"/>
+          </w:tcPr>
+          <w:p>
+            <w:r/>
+            <w:r>
+              <w:rPr>
+                <w:rFonts w:ascii="Consolas" w:hAnsi="Consolas"/>
+                <w:sz w:val="19"/>
+              </w:rPr>
+              <w:t>HANG_DA_NHAP_KHO</w:t>
+            </w:r>
+            <w:r>
+              <w:t xml:space="preserve"> (409)</w:t>
+            </w:r>
+          </w:p>
+        </w:tc>
+        <w:tc>
+          <w:tcPr>
+            <w:tcW w:type="dxa" w:w="4320"/>
+          </w:tcPr>
+          <w:p>
+            <w:r/>
+            <w:r>
+              <w:t>Sửa dòng hàng hoặc cân của DO gom đã nhập kho</w:t>
+            </w:r>
+          </w:p>
+        </w:tc>
+      </w:tr>
+      <w:tr>
+        <w:tc>
+          <w:tcPr>
+            <w:tcW w:type="dxa" w:w="4320"/>
+          </w:tcPr>
+          <w:p>
+            <w:r/>
+            <w:r>
+              <w:rPr>
+                <w:rFonts w:ascii="Consolas" w:hAnsi="Consolas"/>
+                <w:sz w:val="19"/>
+              </w:rPr>
+              <w:t>KHONG_DOI_LOAI</w:t>
+            </w:r>
+            <w:r>
+              <w:t xml:space="preserve"> (409)</w:t>
+            </w:r>
+          </w:p>
+        </w:tc>
+        <w:tc>
+          <w:tcPr>
+            <w:tcW w:type="dxa" w:w="4320"/>
+          </w:tcPr>
+          <w:p>
+            <w:r/>
+            <w:r>
+              <w:t>Đổi loại gom/giao khi phiếu đã có dòng hàng hay sổ kho</w:t>
             </w:r>
           </w:p>
         </w:tc>

--- a/DOCS/NGHIEP_VU_DB_API.docx
+++ b/DOCS/NGHIEP_VU_DB_API.docx
@@ -66,7 +66,7 @@
         <w:jc w:val="both"/>
       </w:pPr>
       <w:r>
-        <w:t xml:space="preserve">(112 đường). Cuối cùng là phần </w:t>
+        <w:t xml:space="preserve">(113 đường). Cuối cùng là phần </w:t>
       </w:r>
       <w:r>
         <w:rPr>
@@ -414,6 +414,74 @@
         <w:pStyle w:val="ListBullet"/>
       </w:pPr>
       <w:r>
+        <w:rPr>
+          <w:b/>
+        </w:rPr>
+        <w:t>Sai số sau khi đã nhập kho thì lập phiếu điều chỉnh kho</w:t>
+      </w:r>
+      <w:r>
+        <w:t>, không xoá phiếu giao để làm lại. Kế toán (KT</w:t>
+      </w:r>
+    </w:p>
+    <w:p>
+      <w:pPr>
+        <w:jc w:val="both"/>
+      </w:pPr>
+      <w:r>
+        <w:t xml:space="preserve">  Thu/Chi VC hoặc Sếp) ghi một dòng </w:t>
+      </w:r>
+      <w:r>
+        <w:rPr>
+          <w:rFonts w:ascii="Consolas" w:hAnsi="Consolas"/>
+          <w:sz w:val="19"/>
+        </w:rPr>
+        <w:t>adj</w:t>
+      </w:r>
+      <w:r>
+        <w:t xml:space="preserve"> có dấu (+ tăng, − giảm) kèm lý do bắt buộc vào lô, sinh chứng từ</w:t>
+      </w:r>
+    </w:p>
+    <w:p>
+      <w:pPr>
+        <w:jc w:val="both"/>
+      </w:pPr>
+      <w:r>
+        <w:t xml:space="preserve">  </w:t>
+      </w:r>
+      <w:r>
+        <w:rPr>
+          <w:rFonts w:ascii="Consolas" w:hAnsi="Consolas"/>
+          <w:sz w:val="19"/>
+        </w:rPr>
+        <w:t>DC_HH</w:t>
+      </w:r>
+      <w:r>
+        <w:t>. Tồn lô không được âm sau điều chỉnh (</w:t>
+      </w:r>
+      <w:r>
+        <w:rPr>
+          <w:rFonts w:ascii="Consolas" w:hAnsi="Consolas"/>
+          <w:sz w:val="19"/>
+        </w:rPr>
+        <w:t>TON_AM</w:t>
+      </w:r>
+      <w:r>
+        <w:t>) — hàng đã xuất cho phiếu giao thì không thể</w:t>
+      </w:r>
+    </w:p>
+    <w:p>
+      <w:pPr>
+        <w:jc w:val="both"/>
+      </w:pPr>
+      <w:r>
+        <w:t xml:space="preserve">  "chưa từng có". Lịch sử nhập/xuất giữ nguyên, ai xem sổ cũng thấy đã sửa gì, vì sao, lúc nào.</w:t>
+      </w:r>
+    </w:p>
+    <w:p>
+      <w:pPr>
+        <w:pStyle w:val="ListBullet"/>
+      </w:pPr>
+      <w:r>
         <w:t xml:space="preserve">Vẫn cho phép </w:t>
       </w:r>
       <w:r>
@@ -1959,6 +2027,48 @@
                 <w:rFonts w:ascii="Consolas" w:hAnsi="Consolas"/>
                 <w:sz w:val="19"/>
               </w:rPr>
+              <w:t>DC_HH</w:t>
+            </w:r>
+          </w:p>
+        </w:tc>
+        <w:tc>
+          <w:tcPr>
+            <w:tcW w:type="dxa" w:w="2880"/>
+          </w:tcPr>
+          <w:p>
+            <w:r/>
+            <w:r>
+              <w:rPr>
+                <w:b/>
+              </w:rPr>
+              <w:t>Phiếu điều chỉnh kho hàng</w:t>
+            </w:r>
+          </w:p>
+        </w:tc>
+        <w:tc>
+          <w:tcPr>
+            <w:tcW w:type="dxa" w:w="2880"/>
+          </w:tcPr>
+          <w:p>
+            <w:r/>
+            <w:r>
+              <w:t>Kế toán sửa tồn một lô có lý do</w:t>
+            </w:r>
+          </w:p>
+        </w:tc>
+      </w:tr>
+      <w:tr>
+        <w:tc>
+          <w:tcPr>
+            <w:tcW w:type="dxa" w:w="2880"/>
+          </w:tcPr>
+          <w:p>
+            <w:r/>
+            <w:r>
+              <w:rPr>
+                <w:rFonts w:ascii="Consolas" w:hAnsi="Consolas"/>
+                <w:sz w:val="19"/>
+              </w:rPr>
               <w:t>PLNL</w:t>
             </w:r>
           </w:p>
@@ -3785,37 +3895,67 @@
               <w:t>out</w:t>
             </w:r>
             <w:r>
-              <w:t xml:space="preserve">, </w:t>
+              <w:t>/</w:t>
             </w:r>
             <w:r>
               <w:rPr>
                 <w:rFonts w:ascii="Consolas" w:hAnsi="Consolas"/>
                 <w:sz w:val="19"/>
               </w:rPr>
-              <w:t>qty_t</w:t>
-            </w:r>
-            <w:r>
-              <w:t xml:space="preserve">, </w:t>
+              <w:t>adj</w:t>
+            </w:r>
+            <w:r>
+              <w:t xml:space="preserve"> (điều chỉnh, </w:t>
             </w:r>
             <w:r>
               <w:rPr>
                 <w:rFonts w:ascii="Consolas" w:hAnsi="Consolas"/>
                 <w:sz w:val="19"/>
               </w:rPr>
-              <w:t>lo_trip_id</w:t>
-            </w:r>
-            <w:r>
-              <w:t xml:space="preserve"> (lô = DO gom), </w:t>
+              <w:t>qty_t</w:t>
+            </w:r>
+            <w:r>
+              <w:t xml:space="preserve"> có dấu), </w:t>
             </w:r>
             <w:r>
               <w:rPr>
                 <w:rFonts w:ascii="Consolas" w:hAnsi="Consolas"/>
                 <w:sz w:val="19"/>
               </w:rPr>
+              <w:t>qty_t</w:t>
+            </w:r>
+            <w:r>
+              <w:t xml:space="preserve">, </w:t>
+            </w:r>
+            <w:r>
+              <w:rPr>
+                <w:rFonts w:ascii="Consolas" w:hAnsi="Consolas"/>
+                <w:sz w:val="19"/>
+              </w:rPr>
+              <w:t>lo_trip_id</w:t>
+            </w:r>
+            <w:r>
+              <w:t xml:space="preserve"> (lô = DO gom), </w:t>
+            </w:r>
+            <w:r>
+              <w:rPr>
+                <w:rFonts w:ascii="Consolas" w:hAnsi="Consolas"/>
+                <w:sz w:val="19"/>
+              </w:rPr>
               <w:t>trip_id</w:t>
             </w:r>
             <w:r>
-              <w:t xml:space="preserve"> (phiếu sinh ra dòng này)</w:t>
+              <w:t xml:space="preserve"> (phiếu sinh ra dòng này), </w:t>
+            </w:r>
+            <w:r>
+              <w:rPr>
+                <w:rFonts w:ascii="Consolas" w:hAnsi="Consolas"/>
+                <w:sz w:val="19"/>
+              </w:rPr>
+              <w:t>note</w:t>
+            </w:r>
+            <w:r>
+              <w:t xml:space="preserve"> (lý do điều chỉnh)</w:t>
             </w:r>
           </w:p>
         </w:tc>
@@ -5634,6 +5774,44 @@
           </w:p>
         </w:tc>
       </w:tr>
+      <w:tr>
+        <w:tc>
+          <w:tcPr>
+            <w:tcW w:type="dxa" w:w="4320"/>
+          </w:tcPr>
+          <w:p>
+            <w:r/>
+            <w:r>
+              <w:rPr>
+                <w:rFonts w:ascii="Consolas" w:hAnsi="Consolas"/>
+                <w:sz w:val="19"/>
+              </w:rPr>
+              <w:t>POST /api/kho-hang/dieu-chinh</w:t>
+            </w:r>
+          </w:p>
+        </w:tc>
+        <w:tc>
+          <w:tcPr>
+            <w:tcW w:type="dxa" w:w="4320"/>
+          </w:tcPr>
+          <w:p>
+            <w:r/>
+            <w:r>
+              <w:t xml:space="preserve">Điều chỉnh tồn một lô </w:t>
+            </w:r>
+            <w:r>
+              <w:rPr>
+                <w:rFonts w:ascii="Consolas" w:hAnsi="Consolas"/>
+                <w:sz w:val="19"/>
+              </w:rPr>
+              <w:t>{lo_trip_id, qty_t (có dấu), ly_do}</w:t>
+            </w:r>
+            <w:r>
+              <w:t>. Chỉ KT Thu/Chi VC và Sếp</w:t>
+            </w:r>
+          </w:p>
+        </w:tc>
+      </w:tr>
     </w:tbl>
     <w:p/>
     <w:p>
@@ -7132,6 +7310,68 @@
             <w:r/>
             <w:r>
               <w:t>Đổi loại gom/giao khi phiếu đã có dòng hàng hay sổ kho</w:t>
+            </w:r>
+          </w:p>
+        </w:tc>
+      </w:tr>
+      <w:tr>
+        <w:tc>
+          <w:tcPr>
+            <w:tcW w:type="dxa" w:w="4320"/>
+          </w:tcPr>
+          <w:p>
+            <w:r/>
+            <w:r>
+              <w:rPr>
+                <w:rFonts w:ascii="Consolas" w:hAnsi="Consolas"/>
+                <w:sz w:val="19"/>
+              </w:rPr>
+              <w:t>TON_AM</w:t>
+            </w:r>
+            <w:r>
+              <w:t xml:space="preserve"> (409)</w:t>
+            </w:r>
+          </w:p>
+        </w:tc>
+        <w:tc>
+          <w:tcPr>
+            <w:tcW w:type="dxa" w:w="4320"/>
+          </w:tcPr>
+          <w:p>
+            <w:r/>
+            <w:r>
+              <w:t>Điều chỉnh giảm quá tồn của lô</w:t>
+            </w:r>
+          </w:p>
+        </w:tc>
+      </w:tr>
+      <w:tr>
+        <w:tc>
+          <w:tcPr>
+            <w:tcW w:type="dxa" w:w="4320"/>
+          </w:tcPr>
+          <w:p>
+            <w:r/>
+            <w:r>
+              <w:rPr>
+                <w:rFonts w:ascii="Consolas" w:hAnsi="Consolas"/>
+                <w:sz w:val="19"/>
+              </w:rPr>
+              <w:t>THIEU_LY_DO</w:t>
+            </w:r>
+            <w:r>
+              <w:t xml:space="preserve"> (422)</w:t>
+            </w:r>
+          </w:p>
+        </w:tc>
+        <w:tc>
+          <w:tcPr>
+            <w:tcW w:type="dxa" w:w="4320"/>
+          </w:tcPr>
+          <w:p>
+            <w:r/>
+            <w:r>
+              <w:t>Điều chỉnh kho không ghi lý do</w:t>
             </w:r>
           </w:p>
         </w:tc>

--- a/DOCS/NGHIEP_VU_DB_API.docx
+++ b/DOCS/NGHIEP_VU_DB_API.docx
@@ -52,7 +52,7 @@
         <w:t>B. Cơ sở dữ liệu</w:t>
       </w:r>
       <w:r>
-        <w:t xml:space="preserve"> (31 bảng) · </w:t>
+        <w:t xml:space="preserve"> (32 bảng) · </w:t>
       </w:r>
       <w:r>
         <w:rPr>
@@ -66,7 +66,7 @@
         <w:jc w:val="both"/>
       </w:pPr>
       <w:r>
-        <w:t xml:space="preserve">(113 đường). Cuối cùng là phần </w:t>
+        <w:t xml:space="preserve">(118 đường). Cuối cùng là phần </w:t>
       </w:r>
       <w:r>
         <w:rPr>
@@ -2524,6 +2524,86 @@
         <w:jc w:val="both"/>
       </w:pPr>
       <w:r>
+        <w:rPr>
+          <w:b/>
+        </w:rPr>
+        <w:t>Đẩy sang kế toán</w:t>
+      </w:r>
+      <w:r>
+        <w:t xml:space="preserve">: mỗi tờ là một </w:t>
+      </w:r>
+      <w:r>
+        <w:rPr>
+          <w:rFonts w:ascii="Consolas" w:hAnsi="Consolas"/>
+          <w:sz w:val="19"/>
+        </w:rPr>
+        <w:t>POST {api}/api/v1/epl-lao/vouchers</w:t>
+      </w:r>
+      <w:r>
+        <w:t xml:space="preserve"> với </w:t>
+      </w:r>
+      <w:r>
+        <w:rPr>
+          <w:rFonts w:ascii="Consolas" w:hAnsi="Consolas"/>
+          <w:sz w:val="19"/>
+        </w:rPr>
+        <w:t>ref</w:t>
+      </w:r>
+      <w:r>
+        <w:t xml:space="preserve"> = số chứng từ làm khoá chống</w:t>
+      </w:r>
+    </w:p>
+    <w:p>
+      <w:pPr>
+        <w:jc w:val="both"/>
+      </w:pPr>
+      <w:r>
+        <w:t xml:space="preserve">trùng; bên kia trả </w:t>
+      </w:r>
+      <w:r>
+        <w:rPr>
+          <w:rFonts w:ascii="Consolas" w:hAnsi="Consolas"/>
+          <w:sz w:val="19"/>
+        </w:rPr>
+        <w:t>id</w:t>
+      </w:r>
+      <w:r>
+        <w:t xml:space="preserve"> thì tờ đánh đã đẩy và giữ mã đó; trả lỗi thì tờ giữ nguyên, ghi câu lỗi lên dòng để bấm lại.</w:t>
+      </w:r>
+    </w:p>
+    <w:p>
+      <w:pPr>
+        <w:jc w:val="both"/>
+      </w:pPr>
+      <w:r>
+        <w:t xml:space="preserve">Hợp đồng JSON đầy đủ gửi anh Khang ở </w:t>
+      </w:r>
+      <w:r>
+        <w:rPr>
+          <w:rFonts w:ascii="Consolas" w:hAnsi="Consolas"/>
+          <w:sz w:val="19"/>
+        </w:rPr>
+        <w:t>HOP_DONG_API_ANH_KHANG.md</w:t>
+      </w:r>
+      <w:r>
+        <w:t xml:space="preserve">; lớp đẩy ở </w:t>
+      </w:r>
+      <w:r>
+        <w:rPr>
+          <w:rFonts w:ascii="Consolas" w:hAnsi="Consolas"/>
+          <w:sz w:val="19"/>
+        </w:rPr>
+        <w:t>services/day_ke_toan.py</w:t>
+      </w:r>
+      <w:r>
+        <w:t>.</w:t>
+      </w:r>
+    </w:p>
+    <w:p>
+      <w:pPr>
+        <w:jc w:val="both"/>
+      </w:pPr>
+      <w:r>
         <w:t xml:space="preserve">Định khoản là </w:t>
       </w:r>
       <w:r>
@@ -2766,7 +2846,7 @@
         <w:jc w:val="both"/>
       </w:pPr>
       <w:r>
-        <w:t>31 bảng, nhóm theo việc:</w:t>
+        <w:t>32 bảng, nhóm theo việc:</w:t>
       </w:r>
     </w:p>
     <w:p>
@@ -4589,17 +4669,102 @@
               <w:t>da_day</w:t>
             </w:r>
             <w:r>
-              <w:t xml:space="preserve"> (bên kế toán đã nhận chưa), </w:t>
+              <w:t xml:space="preserve">, </w:t>
             </w:r>
             <w:r>
               <w:rPr>
                 <w:rFonts w:ascii="Consolas" w:hAnsi="Consolas"/>
                 <w:sz w:val="19"/>
               </w:rPr>
+              <w:t>ma_ben_ke_toan</w:t>
+            </w:r>
+            <w:r>
+              <w:t xml:space="preserve"> (mã phiếu bên anh Khang trả về), </w:t>
+            </w:r>
+            <w:r>
+              <w:rPr>
+                <w:rFonts w:ascii="Consolas" w:hAnsi="Consolas"/>
+                <w:sz w:val="19"/>
+              </w:rPr>
+              <w:t>loi_day</w:t>
+            </w:r>
+            <w:r>
+              <w:t xml:space="preserve"> và </w:t>
+            </w:r>
+            <w:r>
+              <w:rPr>
+                <w:rFonts w:ascii="Consolas" w:hAnsi="Consolas"/>
+                <w:sz w:val="19"/>
+              </w:rPr>
+              <w:t>lan_thu</w:t>
+            </w:r>
+            <w:r>
+              <w:t xml:space="preserve"> (đẩy hỏng vì sao, mấy lần), </w:t>
+            </w:r>
+            <w:r>
+              <w:rPr>
+                <w:rFonts w:ascii="Consolas" w:hAnsi="Consolas"/>
+                <w:sz w:val="19"/>
+              </w:rPr>
               <w:t>payload</w:t>
             </w:r>
             <w:r>
               <w:t xml:space="preserve"> JSON chi tiết</w:t>
+            </w:r>
+          </w:p>
+        </w:tc>
+      </w:tr>
+      <w:tr>
+        <w:tc>
+          <w:tcPr>
+            <w:tcW w:type="dxa" w:w="4320"/>
+          </w:tcPr>
+          <w:p>
+            <w:r/>
+            <w:r>
+              <w:rPr>
+                <w:rFonts w:ascii="Consolas" w:hAnsi="Consolas"/>
+                <w:sz w:val="19"/>
+              </w:rPr>
+              <w:t>cau_hinh</w:t>
+            </w:r>
+          </w:p>
+        </w:tc>
+        <w:tc>
+          <w:tcPr>
+            <w:tcW w:type="dxa" w:w="4320"/>
+          </w:tcPr>
+          <w:p>
+            <w:r/>
+            <w:r>
+              <w:t xml:space="preserve">Cấu hình đặt trong màn hình: </w:t>
+            </w:r>
+            <w:r>
+              <w:rPr>
+                <w:rFonts w:ascii="Consolas" w:hAnsi="Consolas"/>
+                <w:sz w:val="19"/>
+              </w:rPr>
+              <w:t>ke_toan_api</w:t>
+            </w:r>
+            <w:r>
+              <w:t xml:space="preserve">, </w:t>
+            </w:r>
+            <w:r>
+              <w:rPr>
+                <w:rFonts w:ascii="Consolas" w:hAnsi="Consolas"/>
+                <w:sz w:val="19"/>
+              </w:rPr>
+              <w:t>ke_toan_token</w:t>
+            </w:r>
+            <w:r>
+              <w:t xml:space="preserve">; không có thì rơi về biến môi trường </w:t>
+            </w:r>
+            <w:r>
+              <w:rPr>
+                <w:rFonts w:ascii="Consolas" w:hAnsi="Consolas"/>
+                <w:sz w:val="19"/>
+              </w:rPr>
+              <w:t>EPL_&lt;KHOA&gt;</w:t>
             </w:r>
           </w:p>
         </w:tc>
@@ -6784,7 +6949,127 @@
               <w:t>Sổ chứng từ</w:t>
             </w:r>
             <w:r>
-              <w:t xml:space="preserve"> cho bên kế toán kéo về</w:t>
+              <w:t xml:space="preserve"> cho bên kế toán kéo về hoặc đánh dấu tay</w:t>
+            </w:r>
+          </w:p>
+        </w:tc>
+      </w:tr>
+      <w:tr>
+        <w:tc>
+          <w:tcPr>
+            <w:tcW w:type="dxa" w:w="4320"/>
+          </w:tcPr>
+          <w:p>
+            <w:r/>
+            <w:r>
+              <w:rPr>
+                <w:rFonts w:ascii="Consolas" w:hAnsi="Consolas"/>
+                <w:sz w:val="19"/>
+              </w:rPr>
+              <w:t>POST /api/chung-tu/day</w:t>
+            </w:r>
+            <w:r>
+              <w:t xml:space="preserve">, </w:t>
+            </w:r>
+            <w:r>
+              <w:rPr>
+                <w:rFonts w:ascii="Consolas" w:hAnsi="Consolas"/>
+                <w:sz w:val="19"/>
+              </w:rPr>
+              <w:t>POST /api/chung-tu/{id}/day</w:t>
+            </w:r>
+          </w:p>
+        </w:tc>
+        <w:tc>
+          <w:tcPr>
+            <w:tcW w:type="dxa" w:w="4320"/>
+          </w:tcPr>
+          <w:p>
+            <w:r/>
+            <w:r>
+              <w:rPr>
+                <w:b/>
+              </w:rPr>
+              <w:t>Đẩy chứng từ sang kế toán anh Khang</w:t>
+            </w:r>
+            <w:r>
+              <w:t xml:space="preserve"> (hết tờ chưa đẩy · một tờ). KT Thu/Chi VC và Sếp. Chưa cấu hình → </w:t>
+            </w:r>
+            <w:r>
+              <w:rPr>
+                <w:rFonts w:ascii="Consolas" w:hAnsi="Consolas"/>
+                <w:sz w:val="19"/>
+              </w:rPr>
+              <w:t>CHUA_CAU_HINH</w:t>
+            </w:r>
+            <w:r>
+              <w:t xml:space="preserve">; bên kia hỏng → </w:t>
+            </w:r>
+            <w:r>
+              <w:rPr>
+                <w:rFonts w:ascii="Consolas" w:hAnsi="Consolas"/>
+                <w:sz w:val="19"/>
+              </w:rPr>
+              <w:t>DAY_HONG</w:t>
+            </w:r>
+            <w:r>
+              <w:t>, tờ giữ nguyên kèm câu lỗi</w:t>
+            </w:r>
+          </w:p>
+        </w:tc>
+      </w:tr>
+      <w:tr>
+        <w:tc>
+          <w:tcPr>
+            <w:tcW w:type="dxa" w:w="4320"/>
+          </w:tcPr>
+          <w:p>
+            <w:r/>
+            <w:r>
+              <w:rPr>
+                <w:rFonts w:ascii="Consolas" w:hAnsi="Consolas"/>
+                <w:sz w:val="19"/>
+              </w:rPr>
+              <w:t>GET /api/ke-toan/trang-thai</w:t>
+            </w:r>
+          </w:p>
+        </w:tc>
+        <w:tc>
+          <w:tcPr>
+            <w:tcW w:type="dxa" w:w="4320"/>
+          </w:tcPr>
+          <w:p>
+            <w:r/>
+            <w:r>
+              <w:t>Đã nối chưa, bao nhiêu tờ đã/chưa/lỗi, lần đẩy gần nhất</w:t>
+            </w:r>
+          </w:p>
+        </w:tc>
+      </w:tr>
+      <w:tr>
+        <w:tc>
+          <w:tcPr>
+            <w:tcW w:type="dxa" w:w="4320"/>
+          </w:tcPr>
+          <w:p>
+            <w:r/>
+            <w:r>
+              <w:rPr>
+                <w:rFonts w:ascii="Consolas" w:hAnsi="Consolas"/>
+                <w:sz w:val="19"/>
+              </w:rPr>
+              <w:t>GET PUT /api/ke-toan/cau-hinh</w:t>
+            </w:r>
+          </w:p>
+        </w:tc>
+        <w:tc>
+          <w:tcPr>
+            <w:tcW w:type="dxa" w:w="4320"/>
+          </w:tcPr>
+          <w:p>
+            <w:r/>
+            <w:r>
+              <w:t>Sếp đặt địa chỉ API và token kế toán ngay trong màn hình, không cần khởi động lại; token không trả về trình duyệt</w:t>
             </w:r>
           </w:p>
         </w:tc>
@@ -7745,6 +8030,40 @@
             <w:r/>
             <w:r>
               <w:t>GPS: ai được gửi, lọc điểm dày, GPS cũ</w:t>
+            </w:r>
+          </w:p>
+        </w:tc>
+      </w:tr>
+      <w:tr>
+        <w:tc>
+          <w:tcPr>
+            <w:tcW w:type="dxa" w:w="4320"/>
+          </w:tcPr>
+          <w:p>
+            <w:r/>
+            <w:r>
+              <w:rPr>
+                <w:rFonts w:ascii="Consolas" w:hAnsi="Consolas"/>
+                <w:sz w:val="19"/>
+              </w:rPr>
+              <w:t>python kiem\thu_day_ke_toan.py</w:t>
+            </w:r>
+          </w:p>
+        </w:tc>
+        <w:tc>
+          <w:tcPr>
+            <w:tcW w:type="dxa" w:w="4320"/>
+          </w:tcPr>
+          <w:p>
+            <w:r/>
+            <w:r>
+              <w:rPr>
+                <w:b/>
+              </w:rPr>
+              <w:t>Đẩy chứng từ sang kế toán</w:t>
+            </w:r>
+            <w:r>
+              <w:t xml:space="preserve"> với máy nhận giả đóng vai API anh Khang: cấu hình, gói tin, bên kia hỏng, 409, đẩy hết, không gửi trùng</w:t>
             </w:r>
           </w:p>
         </w:tc>
